--- a/ind/docx/33.content.docx
+++ b/ind/docx/33.content.docx
@@ -28,22 +28,6 @@
       </w:r>
     </w:p>
     <w:p>
-      <w:pPr>
-        <w:pStyle w:val="Heading2"/>
-      </w:pPr>
-      <w:r>
-        <w:rPr>
-          <w:lang w:val="id_ID" w:bidi="id_ID"/>
-        </w:rPr>
-        <w:t>License Information</w:t>
-      </w:r>
-      <w:r>
-        <w:rPr>
-          <w:lang w:val="id_ID" w:bidi="id_ID"/>
-        </w:rPr>
-      </w:r>
-    </w:p>
-    <w:p>
       <w:pPr/>
       <w:r>
         <w:rPr>
@@ -55,86 +39,25 @@
           <w:b/>
           <w:lang w:val="id_ID" w:bidi="id_ID"/>
         </w:rPr>
-        <w:t>Catatan Studi (Biblica)</w:t>
-      </w:r>
-      <w:r>
-        <w:rPr>
-          <w:lang w:val="id_ID" w:bidi="id_ID"/>
-        </w:rPr>
-        <w:t xml:space="preserve"> (Indonesian) is based on</w:t>
-      </w:r>
-      <w:r>
-        <w:rPr>
-          <w:lang w:val="id_ID" w:bidi="id_ID"/>
-        </w:rPr>
-        <w:t xml:space="preserve">: </w:t>
-      </w:r>
-      <w:r>
-        <w:rPr>
-          <w:lang w:val="id_ID" w:bidi="id_ID"/>
-        </w:rPr>
         <w:t>Biblica Study Notes</w:t>
       </w:r>
       <w:r>
         <w:rPr>
           <w:lang w:val="id_ID" w:bidi="id_ID"/>
         </w:rPr>
-        <w:t xml:space="preserve">, </w:t>
-      </w:r>
-      <w:hyperlink r:id="rId13">
-        <w:r>
-          <w:rPr>
-            <w:lang w:val="id_ID" w:bidi="id_ID"/>
-          </w:rPr>
-          <w:rPr>
-            <w:color w:val="0000EE"/>
-            <w:u w:val="single"/>
-          </w:rPr>
-          <w:t>Biblica Inc.</w:t>
-        </w:r>
-      </w:hyperlink>
-      <w:r>
-        <w:rPr>
-          <w:lang w:val="id_ID" w:bidi="id_ID"/>
-        </w:rPr>
-        <w:t xml:space="preserve">, 2023, which is licensed under a </w:t>
-      </w:r>
-      <w:hyperlink r:id="rId14">
-        <w:r>
-          <w:rPr>
-            <w:lang w:val="id_ID" w:bidi="id_ID"/>
-          </w:rPr>
-          <w:rPr>
-            <w:color w:val="0000EE"/>
-            <w:u w:val="single"/>
-          </w:rPr>
-          <w:t>CC BY-SA 4.0 license</w:t>
-        </w:r>
-      </w:hyperlink>
-      <w:r>
-        <w:rPr>
-          <w:lang w:val="id_ID" w:bidi="id_ID"/>
-        </w:rPr>
-        <w:t>.</w:t>
-      </w:r>
-      <w:r>
-        <w:rPr>
-          <w:lang w:val="id_ID" w:bidi="id_ID"/>
-        </w:rPr>
-      </w:r>
-    </w:p>
-    <w:p>
-      <w:pPr/>
-      <w:r>
-        <w:rPr>
-          <w:lang w:val="id_ID" w:bidi="id_ID"/>
-        </w:rPr>
-      </w:r>
-      <w:r>
-        <w:rPr>
-          <w:lang w:val="id_ID" w:bidi="id_ID"/>
-        </w:rPr>
-        <w:t>This PDF version is provided under the same license.</w:t>
+        <w:t xml:space="preserve"> © 2023 Biblica Inc. Released under CC BY-SA 4.0 license. </w:t>
+      </w:r>
+      <w:r>
+        <w:rPr>
+          <w:lang w:val="id_ID" w:bidi="id_ID"/>
+        </w:rPr>
+        <w:t>Biblica Study Notes</w:t>
+      </w:r>
+      <w:r>
+        <w:rPr>
+          <w:lang w:val="id_ID" w:bidi="id_ID"/>
+        </w:rPr>
+        <w:t xml:space="preserve"> has been adapted in the following languages: Tok Pisin, Arabic (عربي), French (Français), Hindi (हिंदी), Indonesian (Bahasa Indonesia), Portuguese (Português), Russian (Русский), Spanish (Español), Swahili (Kiswahili), and Simplified Chinese (简体中文)from Biblica Study Notes © 2023 Biblica Inc. Released under CC BY-SA 4.0 license by Mission Mutual</w:t>
       </w:r>
       <w:r>
         <w:rPr>
@@ -384,13 +307,13 @@
         <w:rPr>
           <w:lang w:val="id_ID" w:bidi="id_ID"/>
         </w:rPr>
-        <w:t>umat Allah</w:t>
-      </w:r>
-      <w:r>
-        <w:rPr>
-          <w:lang w:val="id_ID" w:bidi="id_ID"/>
-        </w:rPr>
-        <w:t xml:space="preserve"> untuk membenci apa yang baik. Mereka mengajarkan untuk mencintai apa yang jahat. Mereka mengajar umat untuk menyembah </w:t>
+        <w:t xml:space="preserve">umat Allah </w:t>
+      </w:r>
+      <w:r>
+        <w:rPr>
+          <w:lang w:val="id_ID" w:bidi="id_ID"/>
+        </w:rPr>
+        <w:t xml:space="preserve">untuk membenci apa yang baik. Mereka mengajarkan untuk mencintai apa yang jahat. Mereka mengajar umat untuk menyembah </w:t>
       </w:r>
       <w:r>
         <w:rPr>
@@ -900,7 +823,31 @@
         <w:rPr>
           <w:lang w:val="id_ID" w:bidi="id_ID"/>
         </w:rPr>
-        <w:t xml:space="preserve"> dan bumi adalah saksi. Mereka menjadi saksi atas perjanjian di Gunung Sinai. Kitab Mazmur pasal 50 menggambarkan sebuah pengadilan di mana langit dan bumi menjadi saksi. Mereka menjadi saksi terhadap umat Allah yang telah melanggar perjanjian. Dalam pesan-pesan Mikha, Allah berbicara kepada umat-Nya seolah-oleh mereka sedang berada di pengadilan. Ia memanggil bumi sebagai saksi terhadap umat-Nya. Mereka diadili karena tidak setia kepada perjanjian Gunung Sinai. Allah menjelaskan bahwa Ia tidak melakukan kesalahan apa pun kepada umat-Nya. Allah menggunakan contoh-contoh dari masa lalu Israel untuk membutikan hal ini. Allah mendakwa umat-Nya karena banyak hal. </w:t>
+        <w:t xml:space="preserve"> dan bumi adalah saksi. Mereka menjadi saksi atas perjanjian di Gunung Sinai. Kitab Mazmur pasal 50 menggambarkan sebuah pengadilan di mana langit dan bumi menjadi saksi. Mereka menjadi saksi terhadap umat Allah yang telah melanggar perjanjian. Dalam pesan-pesan Mikha, Allah berbicara kepada umat-Nya seolah-oleh mereka sedang berada di pengadilan. Ia memanggil bumi sebagai saksi terhadap umat-Nya. Mereka diadili karena tidak setia kepada perjanjian </w:t>
+      </w:r>
+      <w:r>
+        <w:rPr>
+          <w:lang w:val="id_ID" w:bidi="id_ID"/>
+        </w:rPr>
+        <w:t>Gunung Sinai</w:t>
+      </w:r>
+      <w:r>
+        <w:rPr>
+          <w:lang w:val="id_ID" w:bidi="id_ID"/>
+        </w:rPr>
+        <w:t xml:space="preserve">. Allah menjelaskan bahwa Ia tidak melakukan kesalahan apa pun kepada umat-Nya. Allah menggunakan contoh-contoh dari masa lalu </w:t>
+      </w:r>
+      <w:r>
+        <w:rPr>
+          <w:lang w:val="id_ID" w:bidi="id_ID"/>
+        </w:rPr>
+        <w:t>Israel</w:t>
+      </w:r>
+      <w:r>
+        <w:rPr>
+          <w:lang w:val="id_ID" w:bidi="id_ID"/>
+        </w:rPr>
+        <w:t xml:space="preserve"> untuk membutikan hal ini. Allah mendakwa umat-Nya karena banyak hal. </w:t>
       </w:r>
     </w:p>
     <w:p>
@@ -914,7 +861,31 @@
         <w:rPr>
           <w:lang w:val="id_ID" w:bidi="id_ID"/>
         </w:rPr>
-        <w:t xml:space="preserve">Mereka berbohong, melakukan pembunuhan dan mengikuti perbuatan-perbuatan jahat Raja Omri dan Ahab. Mereka tidak memahami perjanjian Allah dengan mereka dan tidak mengikutinya. Hal ini terlihat jelas dari cara mereka berbicara tentang bagaimana menyembah Allah. Mereka tidak mengerti untuk apa </w:t>
+        <w:t xml:space="preserve">Mereka berbohong, melakukan </w:t>
+      </w:r>
+      <w:r>
+        <w:rPr>
+          <w:lang w:val="id_ID" w:bidi="id_ID"/>
+        </w:rPr>
+        <w:t>pembunuhan</w:t>
+      </w:r>
+      <w:r>
+        <w:rPr>
+          <w:lang w:val="id_ID" w:bidi="id_ID"/>
+        </w:rPr>
+        <w:t xml:space="preserve"> dan mengikuti perbuatan-perbuatan jahat Raja Omri dan </w:t>
+      </w:r>
+      <w:r>
+        <w:rPr>
+          <w:lang w:val="id_ID" w:bidi="id_ID"/>
+        </w:rPr>
+        <w:t>Ahab</w:t>
+      </w:r>
+      <w:r>
+        <w:rPr>
+          <w:lang w:val="id_ID" w:bidi="id_ID"/>
+        </w:rPr>
+        <w:t xml:space="preserve">. Mereka tidak memahami perjanjian Allah dengan mereka dan tidak mengikutinya. Hal ini terlihat jelas dari cara mereka berbicara tentang bagaimana menyembah Allah. Mereka tidak mengerti untuk apa </w:t>
       </w:r>
       <w:r>
         <w:rPr>
@@ -938,7 +909,19 @@
         <w:rPr>
           <w:lang w:val="id_ID" w:bidi="id_ID"/>
         </w:rPr>
-        <w:t xml:space="preserve"> akan menghilangkan masalah dosa mereka. Allah menjelaskan bahwa yang Dia perhatikan adalah bagaimana umat-Nya memperlakukan orang. Ia lebih peduli tentang hal itu daripada soal hewan apa yang mereka korbankan atau makanan yang mereka persembahkan. Dia ingin mereka bertindak adil, menunjukkan belas kasihan, dan rendah hati. Allah juga menjelaskan bagaimana masalah dosa akan dihapuskan. Dosa itu tidak akan dihapuskan karena perbuatan manusia. </w:t>
+        <w:t xml:space="preserve"> akan menghilangkan masalah dosa mereka. Allah menjelaskan bahwa yang Dia perhatikan adalah bagaimana umat-Nya memperlakukan orang. Ia lebih peduli tentang hal itu daripada soal hewan apa yang mereka korbankan atau makanan yang mereka persembahkan. Dia ingin mereka bertindak adil, menunjukkan </w:t>
+      </w:r>
+      <w:r>
+        <w:rPr>
+          <w:lang w:val="id_ID" w:bidi="id_ID"/>
+        </w:rPr>
+        <w:t>belas kasihan</w:t>
+      </w:r>
+      <w:r>
+        <w:rPr>
+          <w:lang w:val="id_ID" w:bidi="id_ID"/>
+        </w:rPr>
+        <w:t xml:space="preserve">, dan rendah hati. Allah juga menjelaskan bagaimana masalah dosa akan dihapuskan. Dosa itu tidak akan dihapuskan karena perbuatan manusia. </w:t>
       </w:r>
     </w:p>
     <w:p>
@@ -952,7 +935,43 @@
         <w:rPr>
           <w:lang w:val="id_ID" w:bidi="id_ID"/>
         </w:rPr>
-        <w:t>Allah sendiri yang akan menghapus kejahatan yang mereka lakukan. Hanya Allah yang cukup berkuasa untuk menghentikan kuasa kejahatan dan dosa atas manusia. Menghapuskan kejahatan dan membuang dosa ke dasar laut adalah gambarannya. Semua itu adalah gambaran tentang Allah yang mengampuni dosa. Allah sangat marah terhadap umat-Nya karena dosa mereka. Namun, kemarahan-Nya tidak berlangsung selama-lamanya. Kasih setia-Nya tetap untuk selama-lamanya. Allah mengampuni dosa karena kasih-Nya yang setia kepada manusia. Karena kasih-Nya, Allah tetap setia pada perjanjian-Nya dengan garis keturunan Abraham.</w:t>
+        <w:t xml:space="preserve">Allah sendiri yang akan menghapus kejahatan yang mereka lakukan. Hanya Allah yang cukup berkuasa untuk menghentikan kuasa kejahatan dan dosa atas manusia. Menghapuskan kejahatan dan membuang dosa ke dasar laut adalah gambarannya. Semua itu adalah gambaran tentang Allah yang </w:t>
+      </w:r>
+      <w:r>
+        <w:rPr>
+          <w:lang w:val="id_ID" w:bidi="id_ID"/>
+        </w:rPr>
+        <w:t>mengampuni</w:t>
+      </w:r>
+      <w:r>
+        <w:rPr>
+          <w:lang w:val="id_ID" w:bidi="id_ID"/>
+        </w:rPr>
+        <w:t xml:space="preserve"> dosa. </w:t>
+      </w:r>
+      <w:r>
+        <w:rPr>
+          <w:lang w:val="id_ID" w:bidi="id_ID"/>
+        </w:rPr>
+        <w:t>Allah sangat marah</w:t>
+      </w:r>
+      <w:r>
+        <w:rPr>
+          <w:lang w:val="id_ID" w:bidi="id_ID"/>
+        </w:rPr>
+        <w:t xml:space="preserve"> terhadap umat-Nya karena dosa mereka. Namun, kemarahan-Nya tidak berlangsung selama-lamanya. Kasih setia-Nya tetap untuk selama-lamanya. Allah mengampuni dosa karena kasih-Nya yang setia kepada manusia. Karena kasih-Nya, Allah tetap setia pada perjanjian-Nya dengan garis keturunan </w:t>
+      </w:r>
+      <w:r>
+        <w:rPr>
+          <w:lang w:val="id_ID" w:bidi="id_ID"/>
+        </w:rPr>
+        <w:t>Abraham</w:t>
+      </w:r>
+      <w:r>
+        <w:rPr>
+          <w:lang w:val="id_ID" w:bidi="id_ID"/>
+        </w:rPr>
+        <w:t>.</w:t>
       </w:r>
       <w:r>
         <w:rPr>

--- a/ind/docx/33.content.docx
+++ b/ind/docx/33.content.docx
@@ -116,26 +116,6 @@
           <w:lang w:val="id_ID" w:bidi="id_ID"/>
         </w:rPr>
         <w:t>MIC</w:t>
-      </w:r>
-      <w:r>
-        <w:rPr>
-          <w:lang w:val="id_ID" w:bidi="id_ID"/>
-        </w:rPr>
-      </w:r>
-    </w:p>
-    <w:p>
-      <w:pPr/>
-      <w:r>
-        <w:rPr>
-          <w:lang w:val="id_ID" w:bidi="id_ID"/>
-        </w:rPr>
-      </w:r>
-      <w:r>
-        <w:rPr>
-          <w:i/>
-          <w:lang w:val="id_ID" w:bidi="id_ID"/>
-        </w:rPr>
-        <w:t>Mikha 1:1–3:12, Mikha 4:1–5:15, Mikha 6:1–7:20</w:t>
       </w:r>
       <w:r>
         <w:rPr>

--- a/ind/docx/33.content.docx
+++ b/ind/docx/33.content.docx
@@ -19,7 +19,7 @@
         <w:rPr>
           <w:lang w:val="id_ID" w:bidi="id_ID"/>
         </w:rPr>
-        <w:t>Resource: Catatan Studi (Biblica)</w:t>
+        <w:t>Resource: Biblica Study Notes</w:t>
       </w:r>
       <w:r>
         <w:rPr>
@@ -78,7 +78,7 @@
         <w:rPr>
           <w:lang w:val="id_ID" w:bidi="id_ID"/>
         </w:rPr>
-        <w:t>Catatan Studi (Biblica)</w:t>
+        <w:t>Biblica Study Notes</w:t>
       </w:r>
     </w:p>
     <w:p>
